--- a/docs/Documentacion - Diaz Rocio_Entrega final.docx
+++ b/docs/Documentacion - Diaz Rocio_Entrega final.docx
@@ -11349,6 +11349,26 @@
           <w:rFonts w:ascii="Arial" w:hAnsi="Arial" w:cs="Arial"/>
         </w:rPr>
         <w:t>Desarrollo de aplicaciones móviles nativas.</w:t>
+      </w:r>
+    </w:p>
+    <w:p>
+      <w:pPr>
+        <w:pStyle w:val="Prrafodelista"/>
+        <w:numPr>
+          <w:ilvl w:val="0"/>
+          <w:numId w:val="16"/>
+        </w:numPr>
+        <w:spacing w:line="480" w:lineRule="auto"/>
+        <w:jc w:val="both"/>
+        <w:rPr>
+          <w:rFonts w:ascii="Arial" w:hAnsi="Arial" w:cs="Arial"/>
+        </w:rPr>
+      </w:pPr>
+      <w:r>
+        <w:rPr>
+          <w:rFonts w:ascii="Arial" w:hAnsi="Arial" w:cs="Arial"/>
+        </w:rPr>
+        <w:t>Incorporación de Redis como capa de caché distribuida, mejorando la escalabilidad y los tiempos de respuesta del sistema.</w:t>
       </w:r>
     </w:p>
     <w:p>
